--- a/8.资源管理/2.运行记录类文件/080202-服务台应用提升情况说明(截止2025年12月).docx
+++ b/8.资源管理/2.运行记录类文件/080202-服务台应用提升情况说明(截止2025年12月).docx
@@ -19,7 +19,7 @@
         <w:pStyle w:val="31"/>
         <w:bidi w:val="0"/>
       </w:pPr>
-      <w:bookmarkStart w:id="0" w:name="_Toc12962"/>
+      <w:bookmarkStart w:id="0" w:name="_Toc3352"/>
       <w:r>
         <w:t>服务台应用提升情况说明</w:t>
       </w:r>
@@ -30,7 +30,7 @@
         <w:pStyle w:val="32"/>
         <w:bidi w:val="0"/>
       </w:pPr>
-      <w:bookmarkStart w:id="1" w:name="_Toc24164"/>
+      <w:bookmarkStart w:id="1" w:name="_Toc4235"/>
       <w:r>
         <w:t>中达丰集团有限公司</w:t>
       </w:r>
@@ -112,7 +112,7 @@
           <w:szCs w:val="28"/>
         </w:rPr>
       </w:pPr>
-      <w:bookmarkStart w:id="2" w:name="_Toc14574"/>
+      <w:bookmarkStart w:id="2" w:name="_Toc1484"/>
       <w:r>
         <w:rPr>
           <w:rFonts w:ascii="宋体" w:hAnsi="宋体" w:eastAsia="宋体" w:cs="宋体"/>
@@ -863,6 +863,8 @@
               <w:tab w:val="right" w:leader="dot" w:pos="9724"/>
             </w:tabs>
           </w:pPr>
+          <w:bookmarkStart w:id="9" w:name="_GoBack"/>
+          <w:bookmarkEnd w:id="9"/>
           <w:r>
             <w:rPr>
               <w:rFonts w:hint="eastAsia" w:ascii="Microsoft JhengHei" w:hAnsi="Microsoft JhengHei" w:eastAsia="Microsoft JhengHei" w:cs="Microsoft JhengHei"/>
@@ -899,7 +901,7 @@
               <w:rFonts w:hint="eastAsia" w:ascii="Microsoft JhengHei" w:hAnsi="Microsoft JhengHei" w:eastAsia="Microsoft JhengHei" w:cs="Microsoft JhengHei"/>
               <w:szCs w:val="24"/>
             </w:rPr>
-            <w:instrText xml:space="preserve"> HYPERLINK \l _Toc12962 </w:instrText>
+            <w:instrText xml:space="preserve"> HYPERLINK \l _Toc3352 </w:instrText>
           </w:r>
           <w:r>
             <w:rPr>
@@ -918,7 +920,7 @@
             <w:fldChar w:fldCharType="begin"/>
           </w:r>
           <w:r>
-            <w:instrText xml:space="preserve"> PAGEREF _Toc12962 \h </w:instrText>
+            <w:instrText xml:space="preserve"> PAGEREF _Toc3352 \h </w:instrText>
           </w:r>
           <w:r>
             <w:fldChar w:fldCharType="separate"/>
@@ -956,7 +958,7 @@
               <w:rFonts w:hint="eastAsia" w:ascii="Microsoft JhengHei" w:hAnsi="Microsoft JhengHei" w:eastAsia="Microsoft JhengHei" w:cs="Microsoft JhengHei"/>
               <w:szCs w:val="24"/>
             </w:rPr>
-            <w:instrText xml:space="preserve"> HYPERLINK \l _Toc24164 </w:instrText>
+            <w:instrText xml:space="preserve"> HYPERLINK \l _Toc4235 </w:instrText>
           </w:r>
           <w:r>
             <w:rPr>
@@ -975,7 +977,7 @@
             <w:fldChar w:fldCharType="begin"/>
           </w:r>
           <w:r>
-            <w:instrText xml:space="preserve"> PAGEREF _Toc24164 \h </w:instrText>
+            <w:instrText xml:space="preserve"> PAGEREF _Toc4235 \h </w:instrText>
           </w:r>
           <w:r>
             <w:fldChar w:fldCharType="separate"/>
@@ -1013,7 +1015,7 @@
               <w:rFonts w:hint="eastAsia" w:ascii="Microsoft JhengHei" w:hAnsi="Microsoft JhengHei" w:eastAsia="Microsoft JhengHei" w:cs="Microsoft JhengHei"/>
               <w:szCs w:val="24"/>
             </w:rPr>
-            <w:instrText xml:space="preserve"> HYPERLINK \l _Toc14574 </w:instrText>
+            <w:instrText xml:space="preserve"> HYPERLINK \l _Toc1484 </w:instrText>
           </w:r>
           <w:r>
             <w:rPr>
@@ -1037,7 +1039,7 @@
             <w:fldChar w:fldCharType="begin"/>
           </w:r>
           <w:r>
-            <w:instrText xml:space="preserve"> PAGEREF _Toc14574 \h </w:instrText>
+            <w:instrText xml:space="preserve"> PAGEREF _Toc1484 \h </w:instrText>
           </w:r>
           <w:r>
             <w:fldChar w:fldCharType="separate"/>
@@ -1075,7 +1077,7 @@
               <w:rFonts w:hint="eastAsia" w:ascii="Microsoft JhengHei" w:hAnsi="Microsoft JhengHei" w:eastAsia="Microsoft JhengHei" w:cs="Microsoft JhengHei"/>
               <w:szCs w:val="24"/>
             </w:rPr>
-            <w:instrText xml:space="preserve"> HYPERLINK \l _Toc23121 </w:instrText>
+            <w:instrText xml:space="preserve"> HYPERLINK \l _Toc4585 </w:instrText>
           </w:r>
           <w:r>
             <w:rPr>
@@ -1100,7 +1102,7 @@
             <w:fldChar w:fldCharType="begin"/>
           </w:r>
           <w:r>
-            <w:instrText xml:space="preserve"> PAGEREF _Toc23121 \h </w:instrText>
+            <w:instrText xml:space="preserve"> PAGEREF _Toc4585 \h </w:instrText>
           </w:r>
           <w:r>
             <w:fldChar w:fldCharType="separate"/>
@@ -1138,7 +1140,7 @@
               <w:rFonts w:hint="eastAsia" w:ascii="Microsoft JhengHei" w:hAnsi="Microsoft JhengHei" w:eastAsia="Microsoft JhengHei" w:cs="Microsoft JhengHei"/>
               <w:szCs w:val="24"/>
             </w:rPr>
-            <w:instrText xml:space="preserve"> HYPERLINK \l _Toc17365 </w:instrText>
+            <w:instrText xml:space="preserve"> HYPERLINK \l _Toc10723 </w:instrText>
           </w:r>
           <w:r>
             <w:rPr>
@@ -1163,7 +1165,7 @@
             <w:fldChar w:fldCharType="begin"/>
           </w:r>
           <w:r>
-            <w:instrText xml:space="preserve"> PAGEREF _Toc17365 \h </w:instrText>
+            <w:instrText xml:space="preserve"> PAGEREF _Toc10723 \h </w:instrText>
           </w:r>
           <w:r>
             <w:fldChar w:fldCharType="separate"/>
@@ -1201,7 +1203,7 @@
               <w:rFonts w:hint="eastAsia" w:ascii="Microsoft JhengHei" w:hAnsi="Microsoft JhengHei" w:eastAsia="Microsoft JhengHei" w:cs="Microsoft JhengHei"/>
               <w:szCs w:val="24"/>
             </w:rPr>
-            <w:instrText xml:space="preserve"> HYPERLINK \l _Toc15406 </w:instrText>
+            <w:instrText xml:space="preserve"> HYPERLINK \l _Toc27951 </w:instrText>
           </w:r>
           <w:r>
             <w:rPr>
@@ -1226,7 +1228,7 @@
             <w:fldChar w:fldCharType="begin"/>
           </w:r>
           <w:r>
-            <w:instrText xml:space="preserve"> PAGEREF _Toc15406 \h </w:instrText>
+            <w:instrText xml:space="preserve"> PAGEREF _Toc27951 \h </w:instrText>
           </w:r>
           <w:r>
             <w:fldChar w:fldCharType="separate"/>
@@ -1264,7 +1266,7 @@
               <w:rFonts w:hint="eastAsia" w:ascii="Microsoft JhengHei" w:hAnsi="Microsoft JhengHei" w:eastAsia="Microsoft JhengHei" w:cs="Microsoft JhengHei"/>
               <w:szCs w:val="24"/>
             </w:rPr>
-            <w:instrText xml:space="preserve"> HYPERLINK \l _Toc6822 </w:instrText>
+            <w:instrText xml:space="preserve"> HYPERLINK \l _Toc273 </w:instrText>
           </w:r>
           <w:r>
             <w:rPr>
@@ -1296,7 +1298,7 @@
             <w:fldChar w:fldCharType="begin"/>
           </w:r>
           <w:r>
-            <w:instrText xml:space="preserve"> PAGEREF _Toc6822 \h </w:instrText>
+            <w:instrText xml:space="preserve"> PAGEREF _Toc273 \h </w:instrText>
           </w:r>
           <w:r>
             <w:fldChar w:fldCharType="separate"/>
@@ -1334,7 +1336,7 @@
               <w:rFonts w:hint="eastAsia" w:ascii="Microsoft JhengHei" w:hAnsi="Microsoft JhengHei" w:eastAsia="Microsoft JhengHei" w:cs="Microsoft JhengHei"/>
               <w:szCs w:val="24"/>
             </w:rPr>
-            <w:instrText xml:space="preserve"> HYPERLINK \l _Toc13856 </w:instrText>
+            <w:instrText xml:space="preserve"> HYPERLINK \l _Toc28108 </w:instrText>
           </w:r>
           <w:r>
             <w:rPr>
@@ -1364,7 +1366,7 @@
             <w:fldChar w:fldCharType="begin"/>
           </w:r>
           <w:r>
-            <w:instrText xml:space="preserve"> PAGEREF _Toc13856 \h </w:instrText>
+            <w:instrText xml:space="preserve"> PAGEREF _Toc28108 \h </w:instrText>
           </w:r>
           <w:r>
             <w:fldChar w:fldCharType="separate"/>
@@ -1434,7 +1436,7 @@
       </w:pPr>
       <w:bookmarkStart w:id="3" w:name="bookmark1"/>
       <w:bookmarkEnd w:id="3"/>
-      <w:bookmarkStart w:id="4" w:name="_Toc23121"/>
+      <w:bookmarkStart w:id="4" w:name="_Toc4585"/>
       <w:r>
         <w:t>服务台概况</w:t>
       </w:r>
@@ -1553,7 +1555,7 @@
         <w:pStyle w:val="26"/>
         <w:bidi w:val="0"/>
       </w:pPr>
-      <w:bookmarkStart w:id="5" w:name="_Toc17365"/>
+      <w:bookmarkStart w:id="5" w:name="_Toc10723"/>
       <w:r>
         <w:t>严格要求服务台工作</w:t>
       </w:r>
@@ -1600,7 +1602,7 @@
         <w:pStyle w:val="28"/>
         <w:bidi w:val="0"/>
       </w:pPr>
-      <w:bookmarkStart w:id="6" w:name="_Toc15406"/>
+      <w:bookmarkStart w:id="6" w:name="_Toc27951"/>
       <w:r>
         <w:t>提升服务台工作效率</w:t>
       </w:r>
@@ -1791,7 +1793,7 @@
         <w:pStyle w:val="28"/>
         <w:bidi w:val="0"/>
       </w:pPr>
-      <w:bookmarkStart w:id="7" w:name="_Toc6822"/>
+      <w:bookmarkStart w:id="7" w:name="_Toc273"/>
       <w:r>
         <w:t>服务台</w:t>
       </w:r>
@@ -1849,7 +1851,7 @@
           <w:lang w:val="en-US" w:eastAsia="zh-CN"/>
         </w:rPr>
       </w:pPr>
-      <w:bookmarkStart w:id="8" w:name="_Toc13856"/>
+      <w:bookmarkStart w:id="8" w:name="_Toc28108"/>
       <w:r>
         <w:rPr>
           <w:rFonts w:hint="eastAsia"/>
@@ -1892,18 +1894,7 @@
           <w:szCs w:val="28"/>
           <w:lang w:val="en-US" w:eastAsia="zh-CN"/>
         </w:rPr>
-        <w:t>截止2025年12月，公司服务台在</w:t>
-      </w:r>
-      <w:bookmarkStart w:id="9" w:name="_GoBack"/>
-      <w:bookmarkEnd w:id="9"/>
-      <w:r>
-        <w:rPr>
-          <w:rFonts w:hint="eastAsia" w:ascii="宋体" w:hAnsi="宋体" w:cs="宋体"/>
-          <w:sz w:val="28"/>
-          <w:szCs w:val="28"/>
-          <w:lang w:val="en-US" w:eastAsia="zh-CN"/>
-        </w:rPr>
-        <w:t>“服务台录入事件完整率”这一关键绩效指标上表现优异，不仅稳定达成年度目标，更实现了100%的完整记录，为运维服务的标准化、规范化管理奠定了坚实的数据基础，有效支撑了服务级别协议（SLA）的达成与客户满意度的提升。</w:t>
+        <w:t>截止2025年12月，公司服务台在“服务台录入事件完整性”这一关键绩效指标上表现优异，不仅稳定达成年度目标，更实现了100%的完整记录，为运维服务的标准化、规范化管理奠定了坚实的数据基础，有效支撑了服务级别协议（SLA）的达成与客户满意度的提升。</w:t>
       </w:r>
     </w:p>
     <w:sectPr>
@@ -2027,7 +2018,7 @@
     </w:pPr>
     <w:r>
       <w:pict>
-        <v:shape id="_x0000_s2049" o:spid="_x0000_s2049" style="position:absolute;left:0pt;margin-left:88.4pt;margin-top:54.1pt;height:0.75pt;width:418.5pt;mso-position-horizontal-relative:page;mso-position-vertical-relative:page;z-index:251659264;mso-width-relative:page;mso-height-relative:page;" filled="f" stroked="t" coordsize="8370,15" o:allowincell="f" path="m0,7l8369,7e">
+        <v:shape id="_x0000_s4097" o:spid="_x0000_s4097" style="position:absolute;left:0pt;margin-left:88.4pt;margin-top:54.1pt;height:0.75pt;width:418.5pt;mso-position-horizontal-relative:page;mso-position-vertical-relative:page;z-index:251659264;mso-width-relative:page;mso-height-relative:page;" filled="f" stroked="t" coordsize="8370,15" o:allowincell="f" path="m0,7l8369,7e">
           <v:fill on="f" focussize="0,0"/>
           <v:stroke joinstyle="miter"/>
           <v:imagedata o:title=""/>
@@ -2051,7 +2042,7 @@
     </w:pPr>
     <w:r>
       <w:pict>
-        <v:shape id="_x0000_s2050" o:spid="_x0000_s2050" style="position:absolute;left:0pt;margin-left:88.4pt;margin-top:54.1pt;height:0.75pt;width:418.5pt;mso-position-horizontal-relative:page;mso-position-vertical-relative:page;z-index:251660288;mso-width-relative:page;mso-height-relative:page;" filled="f" stroked="t" coordsize="8370,15" o:allowincell="f" path="m0,7l8369,7e">
+        <v:shape id="_x0000_s4098" o:spid="_x0000_s4098" style="position:absolute;left:0pt;margin-left:88.4pt;margin-top:54.1pt;height:0.75pt;width:418.5pt;mso-position-horizontal-relative:page;mso-position-vertical-relative:page;z-index:251660288;mso-width-relative:page;mso-height-relative:page;" filled="f" stroked="t" coordsize="8370,15" o:allowincell="f" path="m0,7l8369,7e">
           <v:fill on="f" focussize="0,0"/>
           <v:stroke joinstyle="miter"/>
           <v:imagedata o:title=""/>
@@ -3463,8 +3454,8 @@
     <customSectPr/>
   </customSectProps>
   <customShpExts>
-    <customShpInfo spid="_x0000_s2049"/>
-    <customShpInfo spid="_x0000_s2050"/>
+    <customShpInfo spid="_x0000_s4097"/>
+    <customShpInfo spid="_x0000_s4098"/>
   </customShpExts>
 </s:customData>
 </file>

--- a/8.资源管理/2.运行记录类文件/080202-服务台应用提升情况说明(截止2025年12月).docx
+++ b/8.资源管理/2.运行记录类文件/080202-服务台应用提升情况说明(截止2025年12月).docx
@@ -19,7 +19,7 @@
         <w:pStyle w:val="31"/>
         <w:bidi w:val="0"/>
       </w:pPr>
-      <w:bookmarkStart w:id="0" w:name="_Toc3352"/>
+      <w:bookmarkStart w:id="0" w:name="_Toc5947"/>
       <w:r>
         <w:t>服务台应用提升情况说明</w:t>
       </w:r>
@@ -30,7 +30,7 @@
         <w:pStyle w:val="32"/>
         <w:bidi w:val="0"/>
       </w:pPr>
-      <w:bookmarkStart w:id="1" w:name="_Toc4235"/>
+      <w:bookmarkStart w:id="1" w:name="_Toc6298"/>
       <w:r>
         <w:t>中达丰集团有限公司</w:t>
       </w:r>
@@ -112,7 +112,7 @@
           <w:szCs w:val="28"/>
         </w:rPr>
       </w:pPr>
-      <w:bookmarkStart w:id="2" w:name="_Toc1484"/>
+      <w:bookmarkStart w:id="2" w:name="_Toc15737"/>
       <w:r>
         <w:rPr>
           <w:rFonts w:ascii="宋体" w:hAnsi="宋体" w:eastAsia="宋体" w:cs="宋体"/>
@@ -901,7 +901,7 @@
               <w:rFonts w:hint="eastAsia" w:ascii="Microsoft JhengHei" w:hAnsi="Microsoft JhengHei" w:eastAsia="Microsoft JhengHei" w:cs="Microsoft JhengHei"/>
               <w:szCs w:val="24"/>
             </w:rPr>
-            <w:instrText xml:space="preserve"> HYPERLINK \l _Toc3352 </w:instrText>
+            <w:instrText xml:space="preserve"> HYPERLINK \l _Toc5947 </w:instrText>
           </w:r>
           <w:r>
             <w:rPr>
@@ -920,7 +920,7 @@
             <w:fldChar w:fldCharType="begin"/>
           </w:r>
           <w:r>
-            <w:instrText xml:space="preserve"> PAGEREF _Toc3352 \h </w:instrText>
+            <w:instrText xml:space="preserve"> PAGEREF _Toc5947 \h </w:instrText>
           </w:r>
           <w:r>
             <w:fldChar w:fldCharType="separate"/>
@@ -958,7 +958,7 @@
               <w:rFonts w:hint="eastAsia" w:ascii="Microsoft JhengHei" w:hAnsi="Microsoft JhengHei" w:eastAsia="Microsoft JhengHei" w:cs="Microsoft JhengHei"/>
               <w:szCs w:val="24"/>
             </w:rPr>
-            <w:instrText xml:space="preserve"> HYPERLINK \l _Toc4235 </w:instrText>
+            <w:instrText xml:space="preserve"> HYPERLINK \l _Toc6298 </w:instrText>
           </w:r>
           <w:r>
             <w:rPr>
@@ -977,7 +977,7 @@
             <w:fldChar w:fldCharType="begin"/>
           </w:r>
           <w:r>
-            <w:instrText xml:space="preserve"> PAGEREF _Toc4235 \h </w:instrText>
+            <w:instrText xml:space="preserve"> PAGEREF _Toc6298 \h </w:instrText>
           </w:r>
           <w:r>
             <w:fldChar w:fldCharType="separate"/>
@@ -1015,7 +1015,7 @@
               <w:rFonts w:hint="eastAsia" w:ascii="Microsoft JhengHei" w:hAnsi="Microsoft JhengHei" w:eastAsia="Microsoft JhengHei" w:cs="Microsoft JhengHei"/>
               <w:szCs w:val="24"/>
             </w:rPr>
-            <w:instrText xml:space="preserve"> HYPERLINK \l _Toc1484 </w:instrText>
+            <w:instrText xml:space="preserve"> HYPERLINK \l _Toc15737 </w:instrText>
           </w:r>
           <w:r>
             <w:rPr>
@@ -1039,7 +1039,7 @@
             <w:fldChar w:fldCharType="begin"/>
           </w:r>
           <w:r>
-            <w:instrText xml:space="preserve"> PAGEREF _Toc1484 \h </w:instrText>
+            <w:instrText xml:space="preserve"> PAGEREF _Toc15737 \h </w:instrText>
           </w:r>
           <w:r>
             <w:fldChar w:fldCharType="separate"/>
@@ -1077,7 +1077,7 @@
               <w:rFonts w:hint="eastAsia" w:ascii="Microsoft JhengHei" w:hAnsi="Microsoft JhengHei" w:eastAsia="Microsoft JhengHei" w:cs="Microsoft JhengHei"/>
               <w:szCs w:val="24"/>
             </w:rPr>
-            <w:instrText xml:space="preserve"> HYPERLINK \l _Toc4585 </w:instrText>
+            <w:instrText xml:space="preserve"> HYPERLINK \l _Toc12696 </w:instrText>
           </w:r>
           <w:r>
             <w:rPr>
@@ -1102,7 +1102,7 @@
             <w:fldChar w:fldCharType="begin"/>
           </w:r>
           <w:r>
-            <w:instrText xml:space="preserve"> PAGEREF _Toc4585 \h </w:instrText>
+            <w:instrText xml:space="preserve"> PAGEREF _Toc12696 \h </w:instrText>
           </w:r>
           <w:r>
             <w:fldChar w:fldCharType="separate"/>
@@ -1140,7 +1140,7 @@
               <w:rFonts w:hint="eastAsia" w:ascii="Microsoft JhengHei" w:hAnsi="Microsoft JhengHei" w:eastAsia="Microsoft JhengHei" w:cs="Microsoft JhengHei"/>
               <w:szCs w:val="24"/>
             </w:rPr>
-            <w:instrText xml:space="preserve"> HYPERLINK \l _Toc10723 </w:instrText>
+            <w:instrText xml:space="preserve"> HYPERLINK \l _Toc21491 </w:instrText>
           </w:r>
           <w:r>
             <w:rPr>
@@ -1165,7 +1165,7 @@
             <w:fldChar w:fldCharType="begin"/>
           </w:r>
           <w:r>
-            <w:instrText xml:space="preserve"> PAGEREF _Toc10723 \h </w:instrText>
+            <w:instrText xml:space="preserve"> PAGEREF _Toc21491 \h </w:instrText>
           </w:r>
           <w:r>
             <w:fldChar w:fldCharType="separate"/>
@@ -1203,7 +1203,7 @@
               <w:rFonts w:hint="eastAsia" w:ascii="Microsoft JhengHei" w:hAnsi="Microsoft JhengHei" w:eastAsia="Microsoft JhengHei" w:cs="Microsoft JhengHei"/>
               <w:szCs w:val="24"/>
             </w:rPr>
-            <w:instrText xml:space="preserve"> HYPERLINK \l _Toc27951 </w:instrText>
+            <w:instrText xml:space="preserve"> HYPERLINK \l _Toc15336 </w:instrText>
           </w:r>
           <w:r>
             <w:rPr>
@@ -1228,7 +1228,7 @@
             <w:fldChar w:fldCharType="begin"/>
           </w:r>
           <w:r>
-            <w:instrText xml:space="preserve"> PAGEREF _Toc27951 \h </w:instrText>
+            <w:instrText xml:space="preserve"> PAGEREF _Toc15336 \h </w:instrText>
           </w:r>
           <w:r>
             <w:fldChar w:fldCharType="separate"/>
@@ -1266,7 +1266,7 @@
               <w:rFonts w:hint="eastAsia" w:ascii="Microsoft JhengHei" w:hAnsi="Microsoft JhengHei" w:eastAsia="Microsoft JhengHei" w:cs="Microsoft JhengHei"/>
               <w:szCs w:val="24"/>
             </w:rPr>
-            <w:instrText xml:space="preserve"> HYPERLINK \l _Toc273 </w:instrText>
+            <w:instrText xml:space="preserve"> HYPERLINK \l _Toc30060 </w:instrText>
           </w:r>
           <w:r>
             <w:rPr>
@@ -1298,7 +1298,7 @@
             <w:fldChar w:fldCharType="begin"/>
           </w:r>
           <w:r>
-            <w:instrText xml:space="preserve"> PAGEREF _Toc273 \h </w:instrText>
+            <w:instrText xml:space="preserve"> PAGEREF _Toc30060 \h </w:instrText>
           </w:r>
           <w:r>
             <w:fldChar w:fldCharType="separate"/>
@@ -1336,7 +1336,7 @@
               <w:rFonts w:hint="eastAsia" w:ascii="Microsoft JhengHei" w:hAnsi="Microsoft JhengHei" w:eastAsia="Microsoft JhengHei" w:cs="Microsoft JhengHei"/>
               <w:szCs w:val="24"/>
             </w:rPr>
-            <w:instrText xml:space="preserve"> HYPERLINK \l _Toc28108 </w:instrText>
+            <w:instrText xml:space="preserve"> HYPERLINK \l _Toc6506 </w:instrText>
           </w:r>
           <w:r>
             <w:rPr>
@@ -1366,7 +1366,7 @@
             <w:fldChar w:fldCharType="begin"/>
           </w:r>
           <w:r>
-            <w:instrText xml:space="preserve"> PAGEREF _Toc28108 \h </w:instrText>
+            <w:instrText xml:space="preserve"> PAGEREF _Toc6506 \h </w:instrText>
           </w:r>
           <w:r>
             <w:fldChar w:fldCharType="separate"/>
@@ -1436,7 +1436,7 @@
       </w:pPr>
       <w:bookmarkStart w:id="3" w:name="bookmark1"/>
       <w:bookmarkEnd w:id="3"/>
-      <w:bookmarkStart w:id="4" w:name="_Toc4585"/>
+      <w:bookmarkStart w:id="4" w:name="_Toc12696"/>
       <w:r>
         <w:t>服务台概况</w:t>
       </w:r>
@@ -1555,7 +1555,7 @@
         <w:pStyle w:val="26"/>
         <w:bidi w:val="0"/>
       </w:pPr>
-      <w:bookmarkStart w:id="5" w:name="_Toc10723"/>
+      <w:bookmarkStart w:id="5" w:name="_Toc21491"/>
       <w:r>
         <w:t>严格要求服务台工作</w:t>
       </w:r>
@@ -1602,7 +1602,7 @@
         <w:pStyle w:val="28"/>
         <w:bidi w:val="0"/>
       </w:pPr>
-      <w:bookmarkStart w:id="6" w:name="_Toc27951"/>
+      <w:bookmarkStart w:id="6" w:name="_Toc15336"/>
       <w:r>
         <w:t>提升服务台工作效率</w:t>
       </w:r>
@@ -1793,7 +1793,7 @@
         <w:pStyle w:val="28"/>
         <w:bidi w:val="0"/>
       </w:pPr>
-      <w:bookmarkStart w:id="7" w:name="_Toc273"/>
+      <w:bookmarkStart w:id="7" w:name="_Toc30060"/>
       <w:r>
         <w:t>服务台</w:t>
       </w:r>
@@ -1851,7 +1851,7 @@
           <w:lang w:val="en-US" w:eastAsia="zh-CN"/>
         </w:rPr>
       </w:pPr>
-      <w:bookmarkStart w:id="8" w:name="_Toc28108"/>
+      <w:bookmarkStart w:id="8" w:name="_Toc6506"/>
       <w:r>
         <w:rPr>
           <w:rFonts w:hint="eastAsia"/>
